--- a/TRAME_COMPTE_RENDU.docx
+++ b/TRAME_COMPTE_RENDU.docx
@@ -510,6 +510,28 @@
                 <w:sz w:val="18"/>
               </w:rPr>
               <w:t>python tests/verif.py</w:t>
+            </w:r>
+          </w:p>
+        </w:tc>
+      </w:tr>
+      <w:tr>
+        <w:tc>
+          <w:tcPr>
+            <w:tcW w:type="dxa" w:w="4968"/>
+          </w:tcPr>
+          <w:p>
+            <w:r>
+              <w:t>Hash du commit évalué</w:t>
+            </w:r>
+          </w:p>
+        </w:tc>
+        <w:tc>
+          <w:tcPr>
+            <w:tcW w:type="dxa" w:w="4968"/>
+          </w:tcPr>
+          <w:p>
+            <w:r>
+              <w:t>0b892a1343b9ad26ced0d13f65b51820a31d6e68</w:t>
             </w:r>
           </w:p>
         </w:tc>
